--- a/oeko2.docx
+++ b/oeko2.docx
@@ -2,6 +2,422 @@
 <file path=word/document.xml><?xml version="1.0" encoding="utf-8"?>
 <w:document xmlns:wpc="http://schemas.microsoft.com/office/word/2010/wordprocessingCanvas" xmlns:cx="http://schemas.microsoft.com/office/drawing/2014/chartex" xmlns:cx1="http://schemas.microsoft.com/office/drawing/2015/9/8/chartex" xmlns:cx2="http://schemas.microsoft.com/office/drawing/2015/10/21/chartex" xmlns:cx3="http://schemas.microsoft.com/office/drawing/2016/5/9/chartex" xmlns:cx4="http://schemas.microsoft.com/office/drawing/2016/5/10/chartex" xmlns:cx5="http://schemas.microsoft.com/office/drawing/2016/5/11/chartex" xmlns:cx6="http://schemas.microsoft.com/office/drawing/2016/5/12/chartex" xmlns:cx7="http://schemas.microsoft.com/office/drawing/2016/5/13/chartex" xmlns:cx8="http://schemas.microsoft.com/office/drawing/2016/5/14/chartex" xmlns:mc="http://schemas.openxmlformats.org/markup-compatibility/2006" xmlns:aink="http://schemas.microsoft.com/office/drawing/2016/ink" xmlns:am3d="http://schemas.microsoft.com/office/drawing/2017/model3d" xmlns:o="urn:schemas-microsoft-com:office:office" xmlns:oel="http://schemas.microsoft.com/office/2019/extlst" xmlns:r="http://schemas.openxmlformats.org/officeDocument/2006/relationships" xmlns:m="http://schemas.openxmlformats.org/officeDocument/2006/math" xmlns:v="urn:schemas-microsoft-com:vml" xmlns:wp14="http://schemas.microsoft.com/office/word/2010/wordprocessingDrawing" xmlns:wp="http://schemas.openxmlformats.org/drawingml/2006/wordprocessingDrawing" xmlns:w10="urn:schemas-microsoft-com:office:word" xmlns:w="http://schemas.openxmlformats.org/wordprocessingml/2006/main" xmlns:w14="http://schemas.microsoft.com/office/word/2010/wordml" xmlns:w15="http://schemas.microsoft.com/office/word/2012/wordml" xmlns:w16cex="http://schemas.microsoft.com/office/word/2018/wordml/cex" xmlns:w16cid="http://schemas.microsoft.com/office/word/2016/wordml/cid" xmlns:w16="http://schemas.microsoft.com/office/word/2018/wordml" xmlns:w16du="http://schemas.microsoft.com/office/word/2023/wordml/word16du" xmlns:w16sdtdh="http://schemas.microsoft.com/office/word/2020/wordml/sdtdatahash" xmlns:w16sdtfl="http://schemas.microsoft.com/office/word/2024/wordml/sdtformatlock" xmlns:w16se="http://schemas.microsoft.com/office/word/2015/wordml/symex" xmlns:wpg="http://schemas.microsoft.com/office/word/2010/wordprocessingGroup" xmlns:wpi="http://schemas.microsoft.com/office/word/2010/wordprocessingInk" xmlns:wne="http://schemas.microsoft.com/office/word/2006/wordml" xmlns:wps="http://schemas.microsoft.com/office/word/2010/wordprocessingShape" mc:Ignorable="w14 w15 w16se w16cid w16 w16cex w16sdtdh w16sdtfl w16du wp14">
   <w:body>
+    <w:p>
+      <w:r>
+        <w:t>1. Die Intuition (Das Neuronale Netz - PPO/LSTM)</w:t>
+      </w:r>
+    </w:p>
+    <w:p>
+      <w:pPr>
+        <w:numPr>
+          <w:ilvl w:val="0"/>
+          <w:numId w:val="1"/>
+        </w:numPr>
+      </w:pPr>
+      <w:r>
+        <w:rPr>
+          <w:b/>
+          <w:bCs/>
+        </w:rPr>
+        <w:t>Was es ist:</w:t>
+      </w:r>
+      <w:r>
+        <w:t> Das "Gehirn" der KI. Es wurde durch Millionen von Spielzügen trainiert.</w:t>
+      </w:r>
+    </w:p>
+    <w:p>
+      <w:pPr>
+        <w:numPr>
+          <w:ilvl w:val="0"/>
+          <w:numId w:val="1"/>
+        </w:numPr>
+      </w:pPr>
+      <w:r>
+        <w:rPr>
+          <w:b/>
+          <w:bCs/>
+        </w:rPr>
+        <w:t>Funktion:</w:t>
+      </w:r>
+      <w:r>
+        <w:t> Wenn es den aktuellen Spielstand sieht, hat es sofort ein "Bauchgefühl", welche Aktion (z.B. "In Sanierung investieren") am sinnvollsten ist. Das </w:t>
+      </w:r>
+      <w:r>
+        <w:rPr>
+          <w:b/>
+          <w:bCs/>
+        </w:rPr>
+        <w:t>LSTM</w:t>
+      </w:r>
+      <w:r>
+        <w:t> (Langzeit-Kurzzeit-Gedächtnis) sorgt dafür, dass die KI nicht vergisst, was sie vor drei Runden gemacht hat.</w:t>
+      </w:r>
+    </w:p>
+    <w:p>
+      <w:r>
+        <w:t>2. Das Tiefe Denken (MCTS - Monte Carlo Tree Search)</w:t>
+      </w:r>
+    </w:p>
+    <w:p>
+      <w:pPr>
+        <w:numPr>
+          <w:ilvl w:val="0"/>
+          <w:numId w:val="2"/>
+        </w:numPr>
+      </w:pPr>
+      <w:r>
+        <w:rPr>
+          <w:b/>
+          <w:bCs/>
+        </w:rPr>
+        <w:t>Was es ist:</w:t>
+      </w:r>
+      <w:r>
+        <w:t> Der "Strategie-Prüfer".</w:t>
+      </w:r>
+    </w:p>
+    <w:p>
+      <w:pPr>
+        <w:numPr>
+          <w:ilvl w:val="0"/>
+          <w:numId w:val="2"/>
+        </w:numPr>
+      </w:pPr>
+      <w:r>
+        <w:rPr>
+          <w:b/>
+          <w:bCs/>
+        </w:rPr>
+        <w:t>Funktion:</w:t>
+      </w:r>
+      <w:r>
+        <w:t> Die KI verlässt sich nicht blind auf ihr Bauchgefühl. Bevor sie eine Entscheidung trifft, simuliert sie mit dem </w:t>
+      </w:r>
+      <w:r>
+        <w:rPr>
+          <w:b/>
+          <w:bCs/>
+        </w:rPr>
+        <w:t>MCTS</w:t>
+      </w:r>
+      <w:r>
+        <w:t> tausende mögliche Zukünfte ("Was passiert, wenn ich das jetzt mache? Und was dann?").</w:t>
+      </w:r>
+    </w:p>
+    <w:p>
+      <w:pPr>
+        <w:numPr>
+          <w:ilvl w:val="0"/>
+          <w:numId w:val="2"/>
+        </w:numPr>
+      </w:pPr>
+      <w:r>
+        <w:rPr>
+          <w:b/>
+          <w:bCs/>
+        </w:rPr>
+        <w:t>Clou:</w:t>
+      </w:r>
+      <w:r>
+        <w:t> Nur wenn ein Zug in der Simulation auch nach 5 Jahren noch zu einem guten Ergebnis führt, wird er wirklich ausgeführt.</w:t>
+      </w:r>
+    </w:p>
+    <w:p>
+      <w:pPr>
+        <w:rPr>
+          <w:lang w:val="en-IN"/>
+        </w:rPr>
+      </w:pPr>
+      <w:r>
+        <w:rPr>
+          <w:lang w:val="en-IN"/>
+        </w:rPr>
+        <w:t>3. Der Airbag (Humanity Protocol / Guardian)</w:t>
+      </w:r>
+    </w:p>
+    <w:p>
+      <w:pPr>
+        <w:numPr>
+          <w:ilvl w:val="0"/>
+          <w:numId w:val="3"/>
+        </w:numPr>
+      </w:pPr>
+      <w:r>
+        <w:rPr>
+          <w:b/>
+          <w:bCs/>
+        </w:rPr>
+        <w:t>Was es ist:</w:t>
+      </w:r>
+      <w:r>
+        <w:t> Die "Ethik-Schicht" (Symbolische Logik).</w:t>
+      </w:r>
+    </w:p>
+    <w:p>
+      <w:pPr>
+        <w:numPr>
+          <w:ilvl w:val="0"/>
+          <w:numId w:val="3"/>
+        </w:numPr>
+      </w:pPr>
+      <w:r>
+        <w:rPr>
+          <w:b/>
+          <w:bCs/>
+        </w:rPr>
+        <w:t>Funktion:</w:t>
+      </w:r>
+      <w:r>
+        <w:t> Manchmal will eine KI "tricksen" oder opfert die Lebensqualität für maximales Wachstum. Hier greift unser </w:t>
+      </w:r>
+      <w:r>
+        <w:rPr>
+          <w:b/>
+          <w:bCs/>
+        </w:rPr>
+        <w:t>Guardian</w:t>
+      </w:r>
+      <w:r>
+        <w:t> ein. Er ist wie ein harter Schutzmechanismus: </w:t>
+      </w:r>
+      <w:r>
+        <w:rPr>
+          <w:i/>
+          <w:iCs/>
+        </w:rPr>
+        <w:t>"Wenn die Lebensqualität unter Wert X sinkt, ist jede weitere Investition in die Industrie verboten, egal was das Gehirn sagt."</w:t>
+      </w:r>
+    </w:p>
+    <w:p>
+      <w:r>
+        <w:t>4. Der Übersetzer (Wrappers)</w:t>
+      </w:r>
+    </w:p>
+    <w:p>
+      <w:pPr>
+        <w:numPr>
+          <w:ilvl w:val="0"/>
+          <w:numId w:val="4"/>
+        </w:numPr>
+      </w:pPr>
+      <w:r>
+        <w:rPr>
+          <w:b/>
+          <w:bCs/>
+        </w:rPr>
+        <w:t>Was es ist:</w:t>
+      </w:r>
+      <w:r>
+        <w:t> Die Schnittstelle zwischen KI und Spiel.</w:t>
+      </w:r>
+    </w:p>
+    <w:p>
+      <w:pPr>
+        <w:numPr>
+          <w:ilvl w:val="0"/>
+          <w:numId w:val="4"/>
+        </w:numPr>
+      </w:pPr>
+      <w:r>
+        <w:rPr>
+          <w:b/>
+          <w:bCs/>
+        </w:rPr>
+        <w:t>Funktion:</w:t>
+      </w:r>
+      <w:r>
+        <w:t xml:space="preserve"> Das Spiel </w:t>
+      </w:r>
+      <w:proofErr w:type="spellStart"/>
+      <w:r>
+        <w:t>Ökolopoly</w:t>
+      </w:r>
+      <w:proofErr w:type="spellEnd"/>
+      <w:r>
+        <w:t xml:space="preserve"> ist eigentlich sehr sperrig. Die </w:t>
+      </w:r>
+      <w:r>
+        <w:rPr>
+          <w:b/>
+          <w:bCs/>
+        </w:rPr>
+        <w:t>Wrappers</w:t>
+      </w:r>
+      <w:r>
+        <w:t> wandeln die komplexen Zahlen des Spiels in handliche Häppchen für die KI um und sorgen dafür, dass die Aktionspunkte (AP) korrekt verteilt werden.</w:t>
+      </w:r>
+    </w:p>
+    <w:p>
+      <w:r>
+        <w:pict w14:anchorId="558796F4">
+          <v:rect id="_x0000_i1031" style="width:444pt;height:.75pt" o:hrpct="0" o:hralign="center" o:hrstd="t" o:hr="t" fillcolor="#a0a0a0" stroked="f"/>
+        </w:pict>
+      </w:r>
+    </w:p>
+    <w:p>
+      <w:r>
+        <w:t>Wie das im Code zusammenspielt:</w:t>
+      </w:r>
+    </w:p>
+    <w:p>
+      <w:pPr>
+        <w:numPr>
+          <w:ilvl w:val="0"/>
+          <w:numId w:val="5"/>
+        </w:numPr>
+      </w:pPr>
+      <w:r>
+        <w:rPr>
+          <w:b/>
+          <w:bCs/>
+        </w:rPr>
+        <w:t>Start:</w:t>
+      </w:r>
+      <w:r>
+        <w:t> Das Skript run_champion.py (oder der Tester) startet die Simulation.</w:t>
+      </w:r>
+    </w:p>
+    <w:p>
+      <w:pPr>
+        <w:numPr>
+          <w:ilvl w:val="0"/>
+          <w:numId w:val="5"/>
+        </w:numPr>
+      </w:pPr>
+      <w:r>
+        <w:rPr>
+          <w:b/>
+          <w:bCs/>
+        </w:rPr>
+        <w:t>Analyse:</w:t>
+      </w:r>
+      <w:r>
+        <w:t> Das PPO-Modell schaut sich den Spielstand an.</w:t>
+      </w:r>
+    </w:p>
+    <w:p>
+      <w:pPr>
+        <w:numPr>
+          <w:ilvl w:val="0"/>
+          <w:numId w:val="5"/>
+        </w:numPr>
+      </w:pPr>
+      <w:r>
+        <w:rPr>
+          <w:b/>
+          <w:bCs/>
+        </w:rPr>
+        <w:t>Simulation:</w:t>
+      </w:r>
+      <w:r>
+        <w:t> Das MCTS nutzt dieses Bauchgefühl als Startpunkt und rechnet hunderte Pfade durch.</w:t>
+      </w:r>
+    </w:p>
+    <w:p>
+      <w:pPr>
+        <w:numPr>
+          <w:ilvl w:val="0"/>
+          <w:numId w:val="5"/>
+        </w:numPr>
+      </w:pPr>
+      <w:r>
+        <w:rPr>
+          <w:b/>
+          <w:bCs/>
+        </w:rPr>
+        <w:t>Kontrolle:</w:t>
+      </w:r>
+      <w:r>
+        <w:t> Der Guardian prüft, ob der beste Pfad unsere "Humanity"-Regeln verletzt.</w:t>
+      </w:r>
+    </w:p>
+    <w:p>
+      <w:pPr>
+        <w:numPr>
+          <w:ilvl w:val="0"/>
+          <w:numId w:val="5"/>
+        </w:numPr>
+      </w:pPr>
+      <w:r>
+        <w:rPr>
+          <w:b/>
+          <w:bCs/>
+        </w:rPr>
+        <w:lastRenderedPageBreak/>
+        <w:t>Ausführung:</w:t>
+      </w:r>
+      <w:r>
+        <w:t> Der fertige Zug wird an das Spiel geschickt.</w:t>
+      </w:r>
+    </w:p>
+    <w:p>
+      <w:r>
+        <w:t>Warum ist das "Neuro-Symbolisch"?</w:t>
+      </w:r>
+    </w:p>
+    <w:p>
+      <w:pPr>
+        <w:numPr>
+          <w:ilvl w:val="0"/>
+          <w:numId w:val="6"/>
+        </w:numPr>
+      </w:pPr>
+      <w:proofErr w:type="spellStart"/>
+      <w:r>
+        <w:rPr>
+          <w:b/>
+          <w:bCs/>
+        </w:rPr>
+        <w:t>Neural</w:t>
+      </w:r>
+      <w:proofErr w:type="spellEnd"/>
+      <w:r>
+        <w:rPr>
+          <w:b/>
+          <w:bCs/>
+        </w:rPr>
+        <w:t>:</w:t>
+      </w:r>
+      <w:r>
+        <w:t> Weil wir ein neuronales Netz (PPO) für die Intuition nutzen.</w:t>
+      </w:r>
+    </w:p>
+    <w:p>
+      <w:pPr>
+        <w:numPr>
+          <w:ilvl w:val="0"/>
+          <w:numId w:val="6"/>
+        </w:numPr>
+      </w:pPr>
+      <w:r>
+        <w:rPr>
+          <w:b/>
+          <w:bCs/>
+        </w:rPr>
+        <w:t>Symbolisch:</w:t>
+      </w:r>
+      <w:r>
+        <w:t> Weil wir harte, menschliche Regeln (Guardian) für die Sicherheit nutzen.</w:t>
+      </w:r>
+    </w:p>
+    <w:p>
+      <w:pPr>
+        <w:numPr>
+          <w:ilvl w:val="0"/>
+          <w:numId w:val="6"/>
+        </w:numPr>
+      </w:pPr>
+      <w:r>
+        <w:rPr>
+          <w:b/>
+          <w:bCs/>
+        </w:rPr>
+        <w:t>Ergebnis:</w:t>
+      </w:r>
+      <w:r>
+        <w:t> Ein Champion, der nicht nur schlau ist, sondern sich auch an "Gesetze" hält.</w:t>
+      </w:r>
+    </w:p>
     <w:p/>
     <w:sectPr>
       <w:pgSz w:w="11906" w:h="16838"/>
@@ -11,6 +427,887 @@
     </w:sectPr>
   </w:body>
 </w:document>
+</file>
+
+<file path=word/numbering.xml><?xml version="1.0" encoding="utf-8"?>
+<w:numbering xmlns:wpc="http://schemas.microsoft.com/office/word/2010/wordprocessingCanvas" xmlns:cx="http://schemas.microsoft.com/office/drawing/2014/chartex" xmlns:cx1="http://schemas.microsoft.com/office/drawing/2015/9/8/chartex" xmlns:cx2="http://schemas.microsoft.com/office/drawing/2015/10/21/chartex" xmlns:cx3="http://schemas.microsoft.com/office/drawing/2016/5/9/chartex" xmlns:cx4="http://schemas.microsoft.com/office/drawing/2016/5/10/chartex" xmlns:cx5="http://schemas.microsoft.com/office/drawing/2016/5/11/chartex" xmlns:cx6="http://schemas.microsoft.com/office/drawing/2016/5/12/chartex" xmlns:cx7="http://schemas.microsoft.com/office/drawing/2016/5/13/chartex" xmlns:cx8="http://schemas.microsoft.com/office/drawing/2016/5/14/chartex" xmlns:mc="http://schemas.openxmlformats.org/markup-compatibility/2006" xmlns:aink="http://schemas.microsoft.com/office/drawing/2016/ink" xmlns:am3d="http://schemas.microsoft.com/office/drawing/2017/model3d" xmlns:o="urn:schemas-microsoft-com:office:office" xmlns:oel="http://schemas.microsoft.com/office/2019/extlst" xmlns:r="http://schemas.openxmlformats.org/officeDocument/2006/relationships" xmlns:m="http://schemas.openxmlformats.org/officeDocument/2006/math" xmlns:v="urn:schemas-microsoft-com:vml" xmlns:wp14="http://schemas.microsoft.com/office/word/2010/wordprocessingDrawing" xmlns:wp="http://schemas.openxmlformats.org/drawingml/2006/wordprocessingDrawing" xmlns:w10="urn:schemas-microsoft-com:office:word" xmlns:w="http://schemas.openxmlformats.org/wordprocessingml/2006/main" xmlns:w14="http://schemas.microsoft.com/office/word/2010/wordml" xmlns:w15="http://schemas.microsoft.com/office/word/2012/wordml" xmlns:w16cex="http://schemas.microsoft.com/office/word/2018/wordml/cex" xmlns:w16cid="http://schemas.microsoft.com/office/word/2016/wordml/cid" xmlns:w16="http://schemas.microsoft.com/office/word/2018/wordml" xmlns:w16du="http://schemas.microsoft.com/office/word/2023/wordml/word16du" xmlns:w16sdtdh="http://schemas.microsoft.com/office/word/2020/wordml/sdtdatahash" xmlns:w16sdtfl="http://schemas.microsoft.com/office/word/2024/wordml/sdtformatlock" xmlns:w16se="http://schemas.microsoft.com/office/word/2015/wordml/symex" xmlns:wpg="http://schemas.microsoft.com/office/word/2010/wordprocessingGroup" xmlns:wpi="http://schemas.microsoft.com/office/word/2010/wordprocessingInk" xmlns:wne="http://schemas.microsoft.com/office/word/2006/wordml" xmlns:wps="http://schemas.microsoft.com/office/word/2010/wordprocessingShape" mc:Ignorable="w14 w15 w16se w16cid w16 w16cex w16sdtdh w16sdtfl w16du wp14">
+  <w:abstractNum w:abstractNumId="0" w15:restartNumberingAfterBreak="0">
+    <w:nsid w:val="03550944"/>
+    <w:multiLevelType w:val="multilevel"/>
+    <w:tmpl w:val="27184C6C"/>
+    <w:lvl w:ilvl="0">
+      <w:start w:val="1"/>
+      <w:numFmt w:val="bullet"/>
+      <w:lvlText w:val=""/>
+      <w:lvlJc w:val="left"/>
+      <w:pPr>
+        <w:tabs>
+          <w:tab w:val="num" w:pos="720"/>
+        </w:tabs>
+        <w:ind w:left="720" w:hanging="360"/>
+      </w:pPr>
+      <w:rPr>
+        <w:rFonts w:ascii="Symbol" w:hAnsi="Symbol" w:hint="default"/>
+        <w:sz w:val="20"/>
+      </w:rPr>
+    </w:lvl>
+    <w:lvl w:ilvl="1" w:tentative="1">
+      <w:start w:val="1"/>
+      <w:numFmt w:val="bullet"/>
+      <w:lvlText w:val=""/>
+      <w:lvlJc w:val="left"/>
+      <w:pPr>
+        <w:tabs>
+          <w:tab w:val="num" w:pos="1440"/>
+        </w:tabs>
+        <w:ind w:left="1440" w:hanging="360"/>
+      </w:pPr>
+      <w:rPr>
+        <w:rFonts w:ascii="Symbol" w:hAnsi="Symbol" w:hint="default"/>
+        <w:sz w:val="20"/>
+      </w:rPr>
+    </w:lvl>
+    <w:lvl w:ilvl="2" w:tentative="1">
+      <w:start w:val="1"/>
+      <w:numFmt w:val="bullet"/>
+      <w:lvlText w:val=""/>
+      <w:lvlJc w:val="left"/>
+      <w:pPr>
+        <w:tabs>
+          <w:tab w:val="num" w:pos="2160"/>
+        </w:tabs>
+        <w:ind w:left="2160" w:hanging="360"/>
+      </w:pPr>
+      <w:rPr>
+        <w:rFonts w:ascii="Symbol" w:hAnsi="Symbol" w:hint="default"/>
+        <w:sz w:val="20"/>
+      </w:rPr>
+    </w:lvl>
+    <w:lvl w:ilvl="3" w:tentative="1">
+      <w:start w:val="1"/>
+      <w:numFmt w:val="bullet"/>
+      <w:lvlText w:val=""/>
+      <w:lvlJc w:val="left"/>
+      <w:pPr>
+        <w:tabs>
+          <w:tab w:val="num" w:pos="2880"/>
+        </w:tabs>
+        <w:ind w:left="2880" w:hanging="360"/>
+      </w:pPr>
+      <w:rPr>
+        <w:rFonts w:ascii="Symbol" w:hAnsi="Symbol" w:hint="default"/>
+        <w:sz w:val="20"/>
+      </w:rPr>
+    </w:lvl>
+    <w:lvl w:ilvl="4" w:tentative="1">
+      <w:start w:val="1"/>
+      <w:numFmt w:val="bullet"/>
+      <w:lvlText w:val=""/>
+      <w:lvlJc w:val="left"/>
+      <w:pPr>
+        <w:tabs>
+          <w:tab w:val="num" w:pos="3600"/>
+        </w:tabs>
+        <w:ind w:left="3600" w:hanging="360"/>
+      </w:pPr>
+      <w:rPr>
+        <w:rFonts w:ascii="Symbol" w:hAnsi="Symbol" w:hint="default"/>
+        <w:sz w:val="20"/>
+      </w:rPr>
+    </w:lvl>
+    <w:lvl w:ilvl="5" w:tentative="1">
+      <w:start w:val="1"/>
+      <w:numFmt w:val="bullet"/>
+      <w:lvlText w:val=""/>
+      <w:lvlJc w:val="left"/>
+      <w:pPr>
+        <w:tabs>
+          <w:tab w:val="num" w:pos="4320"/>
+        </w:tabs>
+        <w:ind w:left="4320" w:hanging="360"/>
+      </w:pPr>
+      <w:rPr>
+        <w:rFonts w:ascii="Symbol" w:hAnsi="Symbol" w:hint="default"/>
+        <w:sz w:val="20"/>
+      </w:rPr>
+    </w:lvl>
+    <w:lvl w:ilvl="6" w:tentative="1">
+      <w:start w:val="1"/>
+      <w:numFmt w:val="bullet"/>
+      <w:lvlText w:val=""/>
+      <w:lvlJc w:val="left"/>
+      <w:pPr>
+        <w:tabs>
+          <w:tab w:val="num" w:pos="5040"/>
+        </w:tabs>
+        <w:ind w:left="5040" w:hanging="360"/>
+      </w:pPr>
+      <w:rPr>
+        <w:rFonts w:ascii="Symbol" w:hAnsi="Symbol" w:hint="default"/>
+        <w:sz w:val="20"/>
+      </w:rPr>
+    </w:lvl>
+    <w:lvl w:ilvl="7" w:tentative="1">
+      <w:start w:val="1"/>
+      <w:numFmt w:val="bullet"/>
+      <w:lvlText w:val=""/>
+      <w:lvlJc w:val="left"/>
+      <w:pPr>
+        <w:tabs>
+          <w:tab w:val="num" w:pos="5760"/>
+        </w:tabs>
+        <w:ind w:left="5760" w:hanging="360"/>
+      </w:pPr>
+      <w:rPr>
+        <w:rFonts w:ascii="Symbol" w:hAnsi="Symbol" w:hint="default"/>
+        <w:sz w:val="20"/>
+      </w:rPr>
+    </w:lvl>
+    <w:lvl w:ilvl="8" w:tentative="1">
+      <w:start w:val="1"/>
+      <w:numFmt w:val="bullet"/>
+      <w:lvlText w:val=""/>
+      <w:lvlJc w:val="left"/>
+      <w:pPr>
+        <w:tabs>
+          <w:tab w:val="num" w:pos="6480"/>
+        </w:tabs>
+        <w:ind w:left="6480" w:hanging="360"/>
+      </w:pPr>
+      <w:rPr>
+        <w:rFonts w:ascii="Symbol" w:hAnsi="Symbol" w:hint="default"/>
+        <w:sz w:val="20"/>
+      </w:rPr>
+    </w:lvl>
+  </w:abstractNum>
+  <w:abstractNum w:abstractNumId="1" w15:restartNumberingAfterBreak="0">
+    <w:nsid w:val="30736973"/>
+    <w:multiLevelType w:val="multilevel"/>
+    <w:tmpl w:val="7B6C598C"/>
+    <w:lvl w:ilvl="0">
+      <w:start w:val="1"/>
+      <w:numFmt w:val="bullet"/>
+      <w:lvlText w:val=""/>
+      <w:lvlJc w:val="left"/>
+      <w:pPr>
+        <w:tabs>
+          <w:tab w:val="num" w:pos="720"/>
+        </w:tabs>
+        <w:ind w:left="720" w:hanging="360"/>
+      </w:pPr>
+      <w:rPr>
+        <w:rFonts w:ascii="Symbol" w:hAnsi="Symbol" w:hint="default"/>
+        <w:sz w:val="20"/>
+      </w:rPr>
+    </w:lvl>
+    <w:lvl w:ilvl="1" w:tentative="1">
+      <w:start w:val="1"/>
+      <w:numFmt w:val="bullet"/>
+      <w:lvlText w:val=""/>
+      <w:lvlJc w:val="left"/>
+      <w:pPr>
+        <w:tabs>
+          <w:tab w:val="num" w:pos="1440"/>
+        </w:tabs>
+        <w:ind w:left="1440" w:hanging="360"/>
+      </w:pPr>
+      <w:rPr>
+        <w:rFonts w:ascii="Symbol" w:hAnsi="Symbol" w:hint="default"/>
+        <w:sz w:val="20"/>
+      </w:rPr>
+    </w:lvl>
+    <w:lvl w:ilvl="2" w:tentative="1">
+      <w:start w:val="1"/>
+      <w:numFmt w:val="bullet"/>
+      <w:lvlText w:val=""/>
+      <w:lvlJc w:val="left"/>
+      <w:pPr>
+        <w:tabs>
+          <w:tab w:val="num" w:pos="2160"/>
+        </w:tabs>
+        <w:ind w:left="2160" w:hanging="360"/>
+      </w:pPr>
+      <w:rPr>
+        <w:rFonts w:ascii="Symbol" w:hAnsi="Symbol" w:hint="default"/>
+        <w:sz w:val="20"/>
+      </w:rPr>
+    </w:lvl>
+    <w:lvl w:ilvl="3" w:tentative="1">
+      <w:start w:val="1"/>
+      <w:numFmt w:val="bullet"/>
+      <w:lvlText w:val=""/>
+      <w:lvlJc w:val="left"/>
+      <w:pPr>
+        <w:tabs>
+          <w:tab w:val="num" w:pos="2880"/>
+        </w:tabs>
+        <w:ind w:left="2880" w:hanging="360"/>
+      </w:pPr>
+      <w:rPr>
+        <w:rFonts w:ascii="Symbol" w:hAnsi="Symbol" w:hint="default"/>
+        <w:sz w:val="20"/>
+      </w:rPr>
+    </w:lvl>
+    <w:lvl w:ilvl="4" w:tentative="1">
+      <w:start w:val="1"/>
+      <w:numFmt w:val="bullet"/>
+      <w:lvlText w:val=""/>
+      <w:lvlJc w:val="left"/>
+      <w:pPr>
+        <w:tabs>
+          <w:tab w:val="num" w:pos="3600"/>
+        </w:tabs>
+        <w:ind w:left="3600" w:hanging="360"/>
+      </w:pPr>
+      <w:rPr>
+        <w:rFonts w:ascii="Symbol" w:hAnsi="Symbol" w:hint="default"/>
+        <w:sz w:val="20"/>
+      </w:rPr>
+    </w:lvl>
+    <w:lvl w:ilvl="5" w:tentative="1">
+      <w:start w:val="1"/>
+      <w:numFmt w:val="bullet"/>
+      <w:lvlText w:val=""/>
+      <w:lvlJc w:val="left"/>
+      <w:pPr>
+        <w:tabs>
+          <w:tab w:val="num" w:pos="4320"/>
+        </w:tabs>
+        <w:ind w:left="4320" w:hanging="360"/>
+      </w:pPr>
+      <w:rPr>
+        <w:rFonts w:ascii="Symbol" w:hAnsi="Symbol" w:hint="default"/>
+        <w:sz w:val="20"/>
+      </w:rPr>
+    </w:lvl>
+    <w:lvl w:ilvl="6" w:tentative="1">
+      <w:start w:val="1"/>
+      <w:numFmt w:val="bullet"/>
+      <w:lvlText w:val=""/>
+      <w:lvlJc w:val="left"/>
+      <w:pPr>
+        <w:tabs>
+          <w:tab w:val="num" w:pos="5040"/>
+        </w:tabs>
+        <w:ind w:left="5040" w:hanging="360"/>
+      </w:pPr>
+      <w:rPr>
+        <w:rFonts w:ascii="Symbol" w:hAnsi="Symbol" w:hint="default"/>
+        <w:sz w:val="20"/>
+      </w:rPr>
+    </w:lvl>
+    <w:lvl w:ilvl="7" w:tentative="1">
+      <w:start w:val="1"/>
+      <w:numFmt w:val="bullet"/>
+      <w:lvlText w:val=""/>
+      <w:lvlJc w:val="left"/>
+      <w:pPr>
+        <w:tabs>
+          <w:tab w:val="num" w:pos="5760"/>
+        </w:tabs>
+        <w:ind w:left="5760" w:hanging="360"/>
+      </w:pPr>
+      <w:rPr>
+        <w:rFonts w:ascii="Symbol" w:hAnsi="Symbol" w:hint="default"/>
+        <w:sz w:val="20"/>
+      </w:rPr>
+    </w:lvl>
+    <w:lvl w:ilvl="8" w:tentative="1">
+      <w:start w:val="1"/>
+      <w:numFmt w:val="bullet"/>
+      <w:lvlText w:val=""/>
+      <w:lvlJc w:val="left"/>
+      <w:pPr>
+        <w:tabs>
+          <w:tab w:val="num" w:pos="6480"/>
+        </w:tabs>
+        <w:ind w:left="6480" w:hanging="360"/>
+      </w:pPr>
+      <w:rPr>
+        <w:rFonts w:ascii="Symbol" w:hAnsi="Symbol" w:hint="default"/>
+        <w:sz w:val="20"/>
+      </w:rPr>
+    </w:lvl>
+  </w:abstractNum>
+  <w:abstractNum w:abstractNumId="2" w15:restartNumberingAfterBreak="0">
+    <w:nsid w:val="39604678"/>
+    <w:multiLevelType w:val="multilevel"/>
+    <w:tmpl w:val="6916EE4C"/>
+    <w:lvl w:ilvl="0">
+      <w:start w:val="1"/>
+      <w:numFmt w:val="bullet"/>
+      <w:lvlText w:val=""/>
+      <w:lvlJc w:val="left"/>
+      <w:pPr>
+        <w:tabs>
+          <w:tab w:val="num" w:pos="720"/>
+        </w:tabs>
+        <w:ind w:left="720" w:hanging="360"/>
+      </w:pPr>
+      <w:rPr>
+        <w:rFonts w:ascii="Symbol" w:hAnsi="Symbol" w:hint="default"/>
+        <w:sz w:val="20"/>
+      </w:rPr>
+    </w:lvl>
+    <w:lvl w:ilvl="1" w:tentative="1">
+      <w:start w:val="1"/>
+      <w:numFmt w:val="bullet"/>
+      <w:lvlText w:val=""/>
+      <w:lvlJc w:val="left"/>
+      <w:pPr>
+        <w:tabs>
+          <w:tab w:val="num" w:pos="1440"/>
+        </w:tabs>
+        <w:ind w:left="1440" w:hanging="360"/>
+      </w:pPr>
+      <w:rPr>
+        <w:rFonts w:ascii="Symbol" w:hAnsi="Symbol" w:hint="default"/>
+        <w:sz w:val="20"/>
+      </w:rPr>
+    </w:lvl>
+    <w:lvl w:ilvl="2" w:tentative="1">
+      <w:start w:val="1"/>
+      <w:numFmt w:val="bullet"/>
+      <w:lvlText w:val=""/>
+      <w:lvlJc w:val="left"/>
+      <w:pPr>
+        <w:tabs>
+          <w:tab w:val="num" w:pos="2160"/>
+        </w:tabs>
+        <w:ind w:left="2160" w:hanging="360"/>
+      </w:pPr>
+      <w:rPr>
+        <w:rFonts w:ascii="Symbol" w:hAnsi="Symbol" w:hint="default"/>
+        <w:sz w:val="20"/>
+      </w:rPr>
+    </w:lvl>
+    <w:lvl w:ilvl="3" w:tentative="1">
+      <w:start w:val="1"/>
+      <w:numFmt w:val="bullet"/>
+      <w:lvlText w:val=""/>
+      <w:lvlJc w:val="left"/>
+      <w:pPr>
+        <w:tabs>
+          <w:tab w:val="num" w:pos="2880"/>
+        </w:tabs>
+        <w:ind w:left="2880" w:hanging="360"/>
+      </w:pPr>
+      <w:rPr>
+        <w:rFonts w:ascii="Symbol" w:hAnsi="Symbol" w:hint="default"/>
+        <w:sz w:val="20"/>
+      </w:rPr>
+    </w:lvl>
+    <w:lvl w:ilvl="4" w:tentative="1">
+      <w:start w:val="1"/>
+      <w:numFmt w:val="bullet"/>
+      <w:lvlText w:val=""/>
+      <w:lvlJc w:val="left"/>
+      <w:pPr>
+        <w:tabs>
+          <w:tab w:val="num" w:pos="3600"/>
+        </w:tabs>
+        <w:ind w:left="3600" w:hanging="360"/>
+      </w:pPr>
+      <w:rPr>
+        <w:rFonts w:ascii="Symbol" w:hAnsi="Symbol" w:hint="default"/>
+        <w:sz w:val="20"/>
+      </w:rPr>
+    </w:lvl>
+    <w:lvl w:ilvl="5" w:tentative="1">
+      <w:start w:val="1"/>
+      <w:numFmt w:val="bullet"/>
+      <w:lvlText w:val=""/>
+      <w:lvlJc w:val="left"/>
+      <w:pPr>
+        <w:tabs>
+          <w:tab w:val="num" w:pos="4320"/>
+        </w:tabs>
+        <w:ind w:left="4320" w:hanging="360"/>
+      </w:pPr>
+      <w:rPr>
+        <w:rFonts w:ascii="Symbol" w:hAnsi="Symbol" w:hint="default"/>
+        <w:sz w:val="20"/>
+      </w:rPr>
+    </w:lvl>
+    <w:lvl w:ilvl="6" w:tentative="1">
+      <w:start w:val="1"/>
+      <w:numFmt w:val="bullet"/>
+      <w:lvlText w:val=""/>
+      <w:lvlJc w:val="left"/>
+      <w:pPr>
+        <w:tabs>
+          <w:tab w:val="num" w:pos="5040"/>
+        </w:tabs>
+        <w:ind w:left="5040" w:hanging="360"/>
+      </w:pPr>
+      <w:rPr>
+        <w:rFonts w:ascii="Symbol" w:hAnsi="Symbol" w:hint="default"/>
+        <w:sz w:val="20"/>
+      </w:rPr>
+    </w:lvl>
+    <w:lvl w:ilvl="7" w:tentative="1">
+      <w:start w:val="1"/>
+      <w:numFmt w:val="bullet"/>
+      <w:lvlText w:val=""/>
+      <w:lvlJc w:val="left"/>
+      <w:pPr>
+        <w:tabs>
+          <w:tab w:val="num" w:pos="5760"/>
+        </w:tabs>
+        <w:ind w:left="5760" w:hanging="360"/>
+      </w:pPr>
+      <w:rPr>
+        <w:rFonts w:ascii="Symbol" w:hAnsi="Symbol" w:hint="default"/>
+        <w:sz w:val="20"/>
+      </w:rPr>
+    </w:lvl>
+    <w:lvl w:ilvl="8" w:tentative="1">
+      <w:start w:val="1"/>
+      <w:numFmt w:val="bullet"/>
+      <w:lvlText w:val=""/>
+      <w:lvlJc w:val="left"/>
+      <w:pPr>
+        <w:tabs>
+          <w:tab w:val="num" w:pos="6480"/>
+        </w:tabs>
+        <w:ind w:left="6480" w:hanging="360"/>
+      </w:pPr>
+      <w:rPr>
+        <w:rFonts w:ascii="Symbol" w:hAnsi="Symbol" w:hint="default"/>
+        <w:sz w:val="20"/>
+      </w:rPr>
+    </w:lvl>
+  </w:abstractNum>
+  <w:abstractNum w:abstractNumId="3" w15:restartNumberingAfterBreak="0">
+    <w:nsid w:val="461B4881"/>
+    <w:multiLevelType w:val="multilevel"/>
+    <w:tmpl w:val="751C430C"/>
+    <w:lvl w:ilvl="0">
+      <w:start w:val="1"/>
+      <w:numFmt w:val="decimal"/>
+      <w:lvlText w:val="%1."/>
+      <w:lvlJc w:val="left"/>
+      <w:pPr>
+        <w:tabs>
+          <w:tab w:val="num" w:pos="720"/>
+        </w:tabs>
+        <w:ind w:left="720" w:hanging="360"/>
+      </w:pPr>
+    </w:lvl>
+    <w:lvl w:ilvl="1" w:tentative="1">
+      <w:start w:val="1"/>
+      <w:numFmt w:val="decimal"/>
+      <w:lvlText w:val="%2."/>
+      <w:lvlJc w:val="left"/>
+      <w:pPr>
+        <w:tabs>
+          <w:tab w:val="num" w:pos="1440"/>
+        </w:tabs>
+        <w:ind w:left="1440" w:hanging="360"/>
+      </w:pPr>
+    </w:lvl>
+    <w:lvl w:ilvl="2" w:tentative="1">
+      <w:start w:val="1"/>
+      <w:numFmt w:val="decimal"/>
+      <w:lvlText w:val="%3."/>
+      <w:lvlJc w:val="left"/>
+      <w:pPr>
+        <w:tabs>
+          <w:tab w:val="num" w:pos="2160"/>
+        </w:tabs>
+        <w:ind w:left="2160" w:hanging="360"/>
+      </w:pPr>
+    </w:lvl>
+    <w:lvl w:ilvl="3" w:tentative="1">
+      <w:start w:val="1"/>
+      <w:numFmt w:val="decimal"/>
+      <w:lvlText w:val="%4."/>
+      <w:lvlJc w:val="left"/>
+      <w:pPr>
+        <w:tabs>
+          <w:tab w:val="num" w:pos="2880"/>
+        </w:tabs>
+        <w:ind w:left="2880" w:hanging="360"/>
+      </w:pPr>
+    </w:lvl>
+    <w:lvl w:ilvl="4" w:tentative="1">
+      <w:start w:val="1"/>
+      <w:numFmt w:val="decimal"/>
+      <w:lvlText w:val="%5."/>
+      <w:lvlJc w:val="left"/>
+      <w:pPr>
+        <w:tabs>
+          <w:tab w:val="num" w:pos="3600"/>
+        </w:tabs>
+        <w:ind w:left="3600" w:hanging="360"/>
+      </w:pPr>
+    </w:lvl>
+    <w:lvl w:ilvl="5" w:tentative="1">
+      <w:start w:val="1"/>
+      <w:numFmt w:val="decimal"/>
+      <w:lvlText w:val="%6."/>
+      <w:lvlJc w:val="left"/>
+      <w:pPr>
+        <w:tabs>
+          <w:tab w:val="num" w:pos="4320"/>
+        </w:tabs>
+        <w:ind w:left="4320" w:hanging="360"/>
+      </w:pPr>
+    </w:lvl>
+    <w:lvl w:ilvl="6" w:tentative="1">
+      <w:start w:val="1"/>
+      <w:numFmt w:val="decimal"/>
+      <w:lvlText w:val="%7."/>
+      <w:lvlJc w:val="left"/>
+      <w:pPr>
+        <w:tabs>
+          <w:tab w:val="num" w:pos="5040"/>
+        </w:tabs>
+        <w:ind w:left="5040" w:hanging="360"/>
+      </w:pPr>
+    </w:lvl>
+    <w:lvl w:ilvl="7" w:tentative="1">
+      <w:start w:val="1"/>
+      <w:numFmt w:val="decimal"/>
+      <w:lvlText w:val="%8."/>
+      <w:lvlJc w:val="left"/>
+      <w:pPr>
+        <w:tabs>
+          <w:tab w:val="num" w:pos="5760"/>
+        </w:tabs>
+        <w:ind w:left="5760" w:hanging="360"/>
+      </w:pPr>
+    </w:lvl>
+    <w:lvl w:ilvl="8" w:tentative="1">
+      <w:start w:val="1"/>
+      <w:numFmt w:val="decimal"/>
+      <w:lvlText w:val="%9."/>
+      <w:lvlJc w:val="left"/>
+      <w:pPr>
+        <w:tabs>
+          <w:tab w:val="num" w:pos="6480"/>
+        </w:tabs>
+        <w:ind w:left="6480" w:hanging="360"/>
+      </w:pPr>
+    </w:lvl>
+  </w:abstractNum>
+  <w:abstractNum w:abstractNumId="4" w15:restartNumberingAfterBreak="0">
+    <w:nsid w:val="71370FD7"/>
+    <w:multiLevelType w:val="multilevel"/>
+    <w:tmpl w:val="D2CC816A"/>
+    <w:lvl w:ilvl="0">
+      <w:start w:val="1"/>
+      <w:numFmt w:val="bullet"/>
+      <w:lvlText w:val=""/>
+      <w:lvlJc w:val="left"/>
+      <w:pPr>
+        <w:tabs>
+          <w:tab w:val="num" w:pos="720"/>
+        </w:tabs>
+        <w:ind w:left="720" w:hanging="360"/>
+      </w:pPr>
+      <w:rPr>
+        <w:rFonts w:ascii="Symbol" w:hAnsi="Symbol" w:hint="default"/>
+        <w:sz w:val="20"/>
+      </w:rPr>
+    </w:lvl>
+    <w:lvl w:ilvl="1" w:tentative="1">
+      <w:start w:val="1"/>
+      <w:numFmt w:val="bullet"/>
+      <w:lvlText w:val=""/>
+      <w:lvlJc w:val="left"/>
+      <w:pPr>
+        <w:tabs>
+          <w:tab w:val="num" w:pos="1440"/>
+        </w:tabs>
+        <w:ind w:left="1440" w:hanging="360"/>
+      </w:pPr>
+      <w:rPr>
+        <w:rFonts w:ascii="Symbol" w:hAnsi="Symbol" w:hint="default"/>
+        <w:sz w:val="20"/>
+      </w:rPr>
+    </w:lvl>
+    <w:lvl w:ilvl="2" w:tentative="1">
+      <w:start w:val="1"/>
+      <w:numFmt w:val="bullet"/>
+      <w:lvlText w:val=""/>
+      <w:lvlJc w:val="left"/>
+      <w:pPr>
+        <w:tabs>
+          <w:tab w:val="num" w:pos="2160"/>
+        </w:tabs>
+        <w:ind w:left="2160" w:hanging="360"/>
+      </w:pPr>
+      <w:rPr>
+        <w:rFonts w:ascii="Symbol" w:hAnsi="Symbol" w:hint="default"/>
+        <w:sz w:val="20"/>
+      </w:rPr>
+    </w:lvl>
+    <w:lvl w:ilvl="3" w:tentative="1">
+      <w:start w:val="1"/>
+      <w:numFmt w:val="bullet"/>
+      <w:lvlText w:val=""/>
+      <w:lvlJc w:val="left"/>
+      <w:pPr>
+        <w:tabs>
+          <w:tab w:val="num" w:pos="2880"/>
+        </w:tabs>
+        <w:ind w:left="2880" w:hanging="360"/>
+      </w:pPr>
+      <w:rPr>
+        <w:rFonts w:ascii="Symbol" w:hAnsi="Symbol" w:hint="default"/>
+        <w:sz w:val="20"/>
+      </w:rPr>
+    </w:lvl>
+    <w:lvl w:ilvl="4" w:tentative="1">
+      <w:start w:val="1"/>
+      <w:numFmt w:val="bullet"/>
+      <w:lvlText w:val=""/>
+      <w:lvlJc w:val="left"/>
+      <w:pPr>
+        <w:tabs>
+          <w:tab w:val="num" w:pos="3600"/>
+        </w:tabs>
+        <w:ind w:left="3600" w:hanging="360"/>
+      </w:pPr>
+      <w:rPr>
+        <w:rFonts w:ascii="Symbol" w:hAnsi="Symbol" w:hint="default"/>
+        <w:sz w:val="20"/>
+      </w:rPr>
+    </w:lvl>
+    <w:lvl w:ilvl="5" w:tentative="1">
+      <w:start w:val="1"/>
+      <w:numFmt w:val="bullet"/>
+      <w:lvlText w:val=""/>
+      <w:lvlJc w:val="left"/>
+      <w:pPr>
+        <w:tabs>
+          <w:tab w:val="num" w:pos="4320"/>
+        </w:tabs>
+        <w:ind w:left="4320" w:hanging="360"/>
+      </w:pPr>
+      <w:rPr>
+        <w:rFonts w:ascii="Symbol" w:hAnsi="Symbol" w:hint="default"/>
+        <w:sz w:val="20"/>
+      </w:rPr>
+    </w:lvl>
+    <w:lvl w:ilvl="6" w:tentative="1">
+      <w:start w:val="1"/>
+      <w:numFmt w:val="bullet"/>
+      <w:lvlText w:val=""/>
+      <w:lvlJc w:val="left"/>
+      <w:pPr>
+        <w:tabs>
+          <w:tab w:val="num" w:pos="5040"/>
+        </w:tabs>
+        <w:ind w:left="5040" w:hanging="360"/>
+      </w:pPr>
+      <w:rPr>
+        <w:rFonts w:ascii="Symbol" w:hAnsi="Symbol" w:hint="default"/>
+        <w:sz w:val="20"/>
+      </w:rPr>
+    </w:lvl>
+    <w:lvl w:ilvl="7" w:tentative="1">
+      <w:start w:val="1"/>
+      <w:numFmt w:val="bullet"/>
+      <w:lvlText w:val=""/>
+      <w:lvlJc w:val="left"/>
+      <w:pPr>
+        <w:tabs>
+          <w:tab w:val="num" w:pos="5760"/>
+        </w:tabs>
+        <w:ind w:left="5760" w:hanging="360"/>
+      </w:pPr>
+      <w:rPr>
+        <w:rFonts w:ascii="Symbol" w:hAnsi="Symbol" w:hint="default"/>
+        <w:sz w:val="20"/>
+      </w:rPr>
+    </w:lvl>
+    <w:lvl w:ilvl="8" w:tentative="1">
+      <w:start w:val="1"/>
+      <w:numFmt w:val="bullet"/>
+      <w:lvlText w:val=""/>
+      <w:lvlJc w:val="left"/>
+      <w:pPr>
+        <w:tabs>
+          <w:tab w:val="num" w:pos="6480"/>
+        </w:tabs>
+        <w:ind w:left="6480" w:hanging="360"/>
+      </w:pPr>
+      <w:rPr>
+        <w:rFonts w:ascii="Symbol" w:hAnsi="Symbol" w:hint="default"/>
+        <w:sz w:val="20"/>
+      </w:rPr>
+    </w:lvl>
+  </w:abstractNum>
+  <w:abstractNum w:abstractNumId="5" w15:restartNumberingAfterBreak="0">
+    <w:nsid w:val="71836E21"/>
+    <w:multiLevelType w:val="multilevel"/>
+    <w:tmpl w:val="7ABCDC80"/>
+    <w:lvl w:ilvl="0">
+      <w:start w:val="1"/>
+      <w:numFmt w:val="bullet"/>
+      <w:lvlText w:val=""/>
+      <w:lvlJc w:val="left"/>
+      <w:pPr>
+        <w:tabs>
+          <w:tab w:val="num" w:pos="720"/>
+        </w:tabs>
+        <w:ind w:left="720" w:hanging="360"/>
+      </w:pPr>
+      <w:rPr>
+        <w:rFonts w:ascii="Symbol" w:hAnsi="Symbol" w:hint="default"/>
+        <w:sz w:val="20"/>
+      </w:rPr>
+    </w:lvl>
+    <w:lvl w:ilvl="1" w:tentative="1">
+      <w:start w:val="1"/>
+      <w:numFmt w:val="bullet"/>
+      <w:lvlText w:val=""/>
+      <w:lvlJc w:val="left"/>
+      <w:pPr>
+        <w:tabs>
+          <w:tab w:val="num" w:pos="1440"/>
+        </w:tabs>
+        <w:ind w:left="1440" w:hanging="360"/>
+      </w:pPr>
+      <w:rPr>
+        <w:rFonts w:ascii="Symbol" w:hAnsi="Symbol" w:hint="default"/>
+        <w:sz w:val="20"/>
+      </w:rPr>
+    </w:lvl>
+    <w:lvl w:ilvl="2" w:tentative="1">
+      <w:start w:val="1"/>
+      <w:numFmt w:val="bullet"/>
+      <w:lvlText w:val=""/>
+      <w:lvlJc w:val="left"/>
+      <w:pPr>
+        <w:tabs>
+          <w:tab w:val="num" w:pos="2160"/>
+        </w:tabs>
+        <w:ind w:left="2160" w:hanging="360"/>
+      </w:pPr>
+      <w:rPr>
+        <w:rFonts w:ascii="Symbol" w:hAnsi="Symbol" w:hint="default"/>
+        <w:sz w:val="20"/>
+      </w:rPr>
+    </w:lvl>
+    <w:lvl w:ilvl="3" w:tentative="1">
+      <w:start w:val="1"/>
+      <w:numFmt w:val="bullet"/>
+      <w:lvlText w:val=""/>
+      <w:lvlJc w:val="left"/>
+      <w:pPr>
+        <w:tabs>
+          <w:tab w:val="num" w:pos="2880"/>
+        </w:tabs>
+        <w:ind w:left="2880" w:hanging="360"/>
+      </w:pPr>
+      <w:rPr>
+        <w:rFonts w:ascii="Symbol" w:hAnsi="Symbol" w:hint="default"/>
+        <w:sz w:val="20"/>
+      </w:rPr>
+    </w:lvl>
+    <w:lvl w:ilvl="4" w:tentative="1">
+      <w:start w:val="1"/>
+      <w:numFmt w:val="bullet"/>
+      <w:lvlText w:val=""/>
+      <w:lvlJc w:val="left"/>
+      <w:pPr>
+        <w:tabs>
+          <w:tab w:val="num" w:pos="3600"/>
+        </w:tabs>
+        <w:ind w:left="3600" w:hanging="360"/>
+      </w:pPr>
+      <w:rPr>
+        <w:rFonts w:ascii="Symbol" w:hAnsi="Symbol" w:hint="default"/>
+        <w:sz w:val="20"/>
+      </w:rPr>
+    </w:lvl>
+    <w:lvl w:ilvl="5" w:tentative="1">
+      <w:start w:val="1"/>
+      <w:numFmt w:val="bullet"/>
+      <w:lvlText w:val=""/>
+      <w:lvlJc w:val="left"/>
+      <w:pPr>
+        <w:tabs>
+          <w:tab w:val="num" w:pos="4320"/>
+        </w:tabs>
+        <w:ind w:left="4320" w:hanging="360"/>
+      </w:pPr>
+      <w:rPr>
+        <w:rFonts w:ascii="Symbol" w:hAnsi="Symbol" w:hint="default"/>
+        <w:sz w:val="20"/>
+      </w:rPr>
+    </w:lvl>
+    <w:lvl w:ilvl="6" w:tentative="1">
+      <w:start w:val="1"/>
+      <w:numFmt w:val="bullet"/>
+      <w:lvlText w:val=""/>
+      <w:lvlJc w:val="left"/>
+      <w:pPr>
+        <w:tabs>
+          <w:tab w:val="num" w:pos="5040"/>
+        </w:tabs>
+        <w:ind w:left="5040" w:hanging="360"/>
+      </w:pPr>
+      <w:rPr>
+        <w:rFonts w:ascii="Symbol" w:hAnsi="Symbol" w:hint="default"/>
+        <w:sz w:val="20"/>
+      </w:rPr>
+    </w:lvl>
+    <w:lvl w:ilvl="7" w:tentative="1">
+      <w:start w:val="1"/>
+      <w:numFmt w:val="bullet"/>
+      <w:lvlText w:val=""/>
+      <w:lvlJc w:val="left"/>
+      <w:pPr>
+        <w:tabs>
+          <w:tab w:val="num" w:pos="5760"/>
+        </w:tabs>
+        <w:ind w:left="5760" w:hanging="360"/>
+      </w:pPr>
+      <w:rPr>
+        <w:rFonts w:ascii="Symbol" w:hAnsi="Symbol" w:hint="default"/>
+        <w:sz w:val="20"/>
+      </w:rPr>
+    </w:lvl>
+    <w:lvl w:ilvl="8" w:tentative="1">
+      <w:start w:val="1"/>
+      <w:numFmt w:val="bullet"/>
+      <w:lvlText w:val=""/>
+      <w:lvlJc w:val="left"/>
+      <w:pPr>
+        <w:tabs>
+          <w:tab w:val="num" w:pos="6480"/>
+        </w:tabs>
+        <w:ind w:left="6480" w:hanging="360"/>
+      </w:pPr>
+      <w:rPr>
+        <w:rFonts w:ascii="Symbol" w:hAnsi="Symbol" w:hint="default"/>
+        <w:sz w:val="20"/>
+      </w:rPr>
+    </w:lvl>
+  </w:abstractNum>
+  <w:num w:numId="1" w16cid:durableId="1165559635">
+    <w:abstractNumId w:val="2"/>
+  </w:num>
+  <w:num w:numId="2" w16cid:durableId="1634598947">
+    <w:abstractNumId w:val="1"/>
+  </w:num>
+  <w:num w:numId="3" w16cid:durableId="1737240632">
+    <w:abstractNumId w:val="5"/>
+  </w:num>
+  <w:num w:numId="4" w16cid:durableId="360669205">
+    <w:abstractNumId w:val="0"/>
+  </w:num>
+  <w:num w:numId="5" w16cid:durableId="1131291862">
+    <w:abstractNumId w:val="3"/>
+  </w:num>
+  <w:num w:numId="6" w16cid:durableId="834034740">
+    <w:abstractNumId w:val="4"/>
+  </w:num>
+</w:numbering>
 </file>
 
 <file path=word/styles.xml><?xml version="1.0" encoding="utf-8"?>
@@ -616,7 +1913,6 @@
   <w:style w:type="character" w:default="1" w:styleId="Absatz-Standardschriftart">
     <w:name w:val="Default Paragraph Font"/>
     <w:uiPriority w:val="1"/>
-    <w:semiHidden/>
     <w:unhideWhenUsed/>
   </w:style>
   <w:style w:type="table" w:default="1" w:styleId="NormaleTabelle">
